--- a/CHANGE_LOG.docx
+++ b/CHANGE_LOG.docx
@@ -2,7 +2,7 @@
 <file path=word/document.xml><?xml version="1.0" encoding="utf-8"?>
 <w:document xmlns:w="http://schemas.openxmlformats.org/wordprocessingml/2006/main" xmlns:m="http://schemas.openxmlformats.org/officeDocument/2006/math" xmlns:r="http://schemas.openxmlformats.org/officeDocument/2006/relationships" xmlns:o="urn:schemas-microsoft-com:office:office" xmlns:v="urn:schemas-microsoft-com:vml" xmlns:w10="urn:schemas-microsoft-com:office:word" xmlns:a="http://schemas.openxmlformats.org/drawingml/2006/main" xmlns:pic="http://schemas.openxmlformats.org/drawingml/2006/picture" xmlns:wp="http://schemas.openxmlformats.org/drawingml/2006/wordprocessingDrawing">
   <w:body>
-    <w:bookmarkStart w:id="29" w:name="qb-timewarp-change-log"/>
+    <w:bookmarkStart w:id="30" w:name="qb-timewarp-change-log"/>
     <w:p>
       <w:pPr>
         <w:pStyle w:val="Heading1"/>
@@ -2818,7 +2818,7 @@
       </w:r>
     </w:p>
     <w:bookmarkEnd w:id="27"/>
-    <w:bookmarkStart w:id="28" w:name="X1edae9b3ed65d4cc0b29e0a884533b7facc2c72"/>
+    <w:bookmarkStart w:id="29" w:name="X1edae9b3ed65d4cc0b29e0a884533b7facc2c72"/>
     <w:p>
       <w:pPr>
         <w:pStyle w:val="Heading2"/>
@@ -2998,8 +2998,550 @@
         <w:t xml:space="preserve">— Quick start guide for resuming work</w:t>
       </w:r>
     </w:p>
+    <w:bookmarkStart w:id="28" w:name="Xe94aebc43df910220419a8fc1cb51c8383239b9"/>
+    <w:p>
+      <w:pPr>
+        <w:pStyle w:val="Heading3"/>
+      </w:pPr>
+      <w:r>
+        <w:t xml:space="preserve">Change 10: Working Copy System — Original File Protection</w:t>
+      </w:r>
+    </w:p>
+    <w:p>
+      <w:pPr>
+        <w:pStyle w:val="FirstParagraph"/>
+      </w:pPr>
+      <w:r>
+        <w:rPr>
+          <w:bCs/>
+          <w:b/>
+        </w:rPr>
+        <w:t xml:space="preserve">What</w:t>
+      </w:r>
+      <w:r>
+        <w:t xml:space="preserve">: Added automatic working copy creation system that copies original QB company files from Desktop to dedicated Working directories before any operations begin. Multiple safety layers prevent any modification to original files.</w:t>
+      </w:r>
+    </w:p>
+    <w:p>
+      <w:pPr>
+        <w:pStyle w:val="BodyText"/>
+      </w:pPr>
+      <w:r>
+        <w:rPr>
+          <w:bCs/>
+          <w:b/>
+        </w:rPr>
+        <w:t xml:space="preserve">Why</w:t>
+      </w:r>
+      <w:r>
+        <w:t xml:space="preserve">: Original QuickBooks company files (Joshua’s Gold Coast, Blank Template, Air Masters) must NEVER be directly modified. The working copy system ensures all operations use disposable copies while originals remain pristine on the Desktop.</w:t>
+      </w:r>
+    </w:p>
+    <w:p>
+      <w:pPr>
+        <w:pStyle w:val="BodyText"/>
+      </w:pPr>
+      <w:r>
+        <w:rPr>
+          <w:bCs/>
+          <w:b/>
+        </w:rPr>
+        <w:t xml:space="preserve">Files Modified</w:t>
+      </w:r>
+      <w:r>
+        <w:t xml:space="preserve">:</w:t>
+      </w:r>
+      <w:r>
+        <w:t xml:space="preserve"> </w:t>
+      </w:r>
+      <w:r>
+        <w:t xml:space="preserve">-</w:t>
+      </w:r>
+      <w:r>
+        <w:t xml:space="preserve"> </w:t>
+      </w:r>
+      <w:r>
+        <w:rPr>
+          <w:rStyle w:val="VerbatimChar"/>
+        </w:rPr>
+        <w:t xml:space="preserve">Services/WorkingDirectoryManager.cs</w:t>
+      </w:r>
+      <w:r>
+        <w:t xml:space="preserve"> </w:t>
+      </w:r>
+      <w:r>
+        <w:t xml:space="preserve">— NEW: Manages working directory creation, file copying, verification, and cleanup</w:t>
+      </w:r>
+      <w:r>
+        <w:t xml:space="preserve"> </w:t>
+      </w:r>
+      <w:r>
+        <w:t xml:space="preserve">-</w:t>
+      </w:r>
+      <w:r>
+        <w:t xml:space="preserve"> </w:t>
+      </w:r>
+      <w:r>
+        <w:rPr>
+          <w:rStyle w:val="VerbatimChar"/>
+        </w:rPr>
+        <w:t xml:space="preserve">Models/ConfigurationModels.cs</w:t>
+      </w:r>
+      <w:r>
+        <w:t xml:space="preserve"> </w:t>
+      </w:r>
+      <w:r>
+        <w:t xml:space="preserve">— Added</w:t>
+      </w:r>
+      <w:r>
+        <w:t xml:space="preserve"> </w:t>
+      </w:r>
+      <w:r>
+        <w:rPr>
+          <w:rStyle w:val="VerbatimChar"/>
+        </w:rPr>
+        <w:t xml:space="preserve">SourceFilesConfig</w:t>
+      </w:r>
+      <w:r>
+        <w:t xml:space="preserve">,</w:t>
+      </w:r>
+      <w:r>
+        <w:t xml:space="preserve"> </w:t>
+      </w:r>
+      <w:r>
+        <w:rPr>
+          <w:rStyle w:val="VerbatimChar"/>
+        </w:rPr>
+        <w:t xml:space="preserve">TargetFilesConfig</w:t>
+      </w:r>
+      <w:r>
+        <w:t xml:space="preserve">,</w:t>
+      </w:r>
+      <w:r>
+        <w:t xml:space="preserve"> </w:t>
+      </w:r>
+      <w:r>
+        <w:rPr>
+          <w:rStyle w:val="VerbatimChar"/>
+        </w:rPr>
+        <w:t xml:space="preserve">WorkingDirectoriesConfig</w:t>
+      </w:r>
+      <w:r>
+        <w:t xml:space="preserve"> </w:t>
+      </w:r>
+      <w:r>
+        <w:t xml:space="preserve">classes</w:t>
+      </w:r>
+      <w:r>
+        <w:t xml:space="preserve"> </w:t>
+      </w:r>
+      <w:r>
+        <w:t xml:space="preserve">-</w:t>
+      </w:r>
+      <w:r>
+        <w:t xml:space="preserve"> </w:t>
+      </w:r>
+      <w:r>
+        <w:rPr>
+          <w:rStyle w:val="VerbatimChar"/>
+        </w:rPr>
+        <w:t xml:space="preserve">appsettings.json</w:t>
+      </w:r>
+      <w:r>
+        <w:t xml:space="preserve"> </w:t>
+      </w:r>
+      <w:r>
+        <w:t xml:space="preserve">— Added</w:t>
+      </w:r>
+      <w:r>
+        <w:t xml:space="preserve"> </w:t>
+      </w:r>
+      <w:r>
+        <w:rPr>
+          <w:rStyle w:val="VerbatimChar"/>
+        </w:rPr>
+        <w:t xml:space="preserve">SourceFiles</w:t>
+      </w:r>
+      <w:r>
+        <w:t xml:space="preserve">,</w:t>
+      </w:r>
+      <w:r>
+        <w:t xml:space="preserve"> </w:t>
+      </w:r>
+      <w:r>
+        <w:rPr>
+          <w:rStyle w:val="VerbatimChar"/>
+        </w:rPr>
+        <w:t xml:space="preserve">TargetFiles</w:t>
+      </w:r>
+      <w:r>
+        <w:t xml:space="preserve">,</w:t>
+      </w:r>
+      <w:r>
+        <w:t xml:space="preserve"> </w:t>
+      </w:r>
+      <w:r>
+        <w:rPr>
+          <w:rStyle w:val="VerbatimChar"/>
+        </w:rPr>
+        <w:t xml:space="preserve">WorkingDirectories</w:t>
+      </w:r>
+      <w:r>
+        <w:t xml:space="preserve"> </w:t>
+      </w:r>
+      <w:r>
+        <w:t xml:space="preserve">sections; updated</w:t>
+      </w:r>
+      <w:r>
+        <w:t xml:space="preserve"> </w:t>
+      </w:r>
+      <w:r>
+        <w:rPr>
+          <w:rStyle w:val="VerbatimChar"/>
+        </w:rPr>
+        <w:t xml:space="preserve">CompanyFilePath</w:t>
+      </w:r>
+      <w:r>
+        <w:t xml:space="preserve"> </w:t>
+      </w:r>
+      <w:r>
+        <w:t xml:space="preserve">to Working paths</w:t>
+      </w:r>
+      <w:r>
+        <w:t xml:space="preserve"> </w:t>
+      </w:r>
+      <w:r>
+        <w:t xml:space="preserve">-</w:t>
+      </w:r>
+      <w:r>
+        <w:t xml:space="preserve"> </w:t>
+      </w:r>
+      <w:r>
+        <w:rPr>
+          <w:rStyle w:val="VerbatimChar"/>
+        </w:rPr>
+        <w:t xml:space="preserve">Program.cs</w:t>
+      </w:r>
+      <w:r>
+        <w:t xml:space="preserve"> </w:t>
+      </w:r>
+      <w:r>
+        <w:t xml:space="preserve">— Added working copy initialization before QB operations; added</w:t>
+      </w:r>
+      <w:r>
+        <w:t xml:space="preserve"> </w:t>
+      </w:r>
+      <w:r>
+        <w:rPr>
+          <w:rStyle w:val="VerbatimChar"/>
+        </w:rPr>
+        <w:t xml:space="preserve">--cleanup</w:t>
+      </w:r>
+      <w:r>
+        <w:t xml:space="preserve"> </w:t>
+      </w:r>
+      <w:r>
+        <w:t xml:space="preserve">and</w:t>
+      </w:r>
+      <w:r>
+        <w:t xml:space="preserve"> </w:t>
+      </w:r>
+      <w:r>
+        <w:rPr>
+          <w:rStyle w:val="VerbatimChar"/>
+        </w:rPr>
+        <w:t xml:space="preserve">--refresh</w:t>
+      </w:r>
+      <w:r>
+        <w:t xml:space="preserve"> </w:t>
+      </w:r>
+      <w:r>
+        <w:t xml:space="preserve">commands; added safety exception handling</w:t>
+      </w:r>
+      <w:r>
+        <w:t xml:space="preserve"> </w:t>
+      </w:r>
+      <w:r>
+        <w:t xml:space="preserve">-</w:t>
+      </w:r>
+      <w:r>
+        <w:t xml:space="preserve"> </w:t>
+      </w:r>
+      <w:r>
+        <w:rPr>
+          <w:rStyle w:val="VerbatimChar"/>
+        </w:rPr>
+        <w:t xml:space="preserve">Services/QBConnectionManager.cs</w:t>
+      </w:r>
+      <w:r>
+        <w:t xml:space="preserve"> </w:t>
+      </w:r>
+      <w:r>
+        <w:t xml:space="preserve">— Added</w:t>
+      </w:r>
+      <w:r>
+        <w:t xml:space="preserve"> </w:t>
+      </w:r>
+      <w:r>
+        <w:rPr>
+          <w:rStyle w:val="VerbatimChar"/>
+        </w:rPr>
+        <w:t xml:space="preserve">ValidateCompanyFilePath()</w:t>
+      </w:r>
+      <w:r>
+        <w:t xml:space="preserve"> </w:t>
+      </w:r>
+      <w:r>
+        <w:t xml:space="preserve">with protected Desktop folder patterns; blocks connections to originals</w:t>
+      </w:r>
+      <w:r>
+        <w:t xml:space="preserve"> </w:t>
+      </w:r>
+      <w:r>
+        <w:t xml:space="preserve">-</w:t>
+      </w:r>
+      <w:r>
+        <w:t xml:space="preserve"> </w:t>
+      </w:r>
+      <w:r>
+        <w:rPr>
+          <w:rStyle w:val="VerbatimChar"/>
+        </w:rPr>
+        <w:t xml:space="preserve">SAFETY_FEATURES.md</w:t>
+      </w:r>
+      <w:r>
+        <w:t xml:space="preserve"> </w:t>
+      </w:r>
+      <w:r>
+        <w:t xml:space="preserve">— NEW: Comprehensive documentation of all safety layers</w:t>
+      </w:r>
+      <w:r>
+        <w:t xml:space="preserve"> </w:t>
+      </w:r>
+      <w:r>
+        <w:t xml:space="preserve">-</w:t>
+      </w:r>
+      <w:r>
+        <w:t xml:space="preserve"> </w:t>
+      </w:r>
+      <w:r>
+        <w:rPr>
+          <w:rStyle w:val="VerbatimChar"/>
+        </w:rPr>
+        <w:t xml:space="preserve">SESSION_RESUME.md</w:t>
+      </w:r>
+      <w:r>
+        <w:t xml:space="preserve"> </w:t>
+      </w:r>
+      <w:r>
+        <w:t xml:space="preserve">— Added working copy folder structure section</w:t>
+      </w:r>
+      <w:r>
+        <w:t xml:space="preserve"> </w:t>
+      </w:r>
+      <w:r>
+        <w:t xml:space="preserve">-</w:t>
+      </w:r>
+      <w:r>
+        <w:t xml:space="preserve"> </w:t>
+      </w:r>
+      <w:r>
+        <w:rPr>
+          <w:rStyle w:val="VerbatimChar"/>
+        </w:rPr>
+        <w:t xml:space="preserve">TESTING_CHECKLIST.md</w:t>
+      </w:r>
+      <w:r>
+        <w:t xml:space="preserve"> </w:t>
+      </w:r>
+      <w:r>
+        <w:t xml:space="preserve">— Added Stage 0: Working Copy Verification</w:t>
+      </w:r>
+      <w:r>
+        <w:t xml:space="preserve"> </w:t>
+      </w:r>
+      <w:r>
+        <w:t xml:space="preserve">-</w:t>
+      </w:r>
+      <w:r>
+        <w:t xml:space="preserve"> </w:t>
+      </w:r>
+      <w:r>
+        <w:rPr>
+          <w:rStyle w:val="VerbatimChar"/>
+        </w:rPr>
+        <w:t xml:space="preserve">README.md</w:t>
+      </w:r>
+      <w:r>
+        <w:t xml:space="preserve"> </w:t>
+      </w:r>
+      <w:r>
+        <w:t xml:space="preserve">— Added Working Copy System section and safety feature description</w:t>
+      </w:r>
+      <w:r>
+        <w:t xml:space="preserve"> </w:t>
+      </w:r>
+      <w:r>
+        <w:t xml:space="preserve">-</w:t>
+      </w:r>
+      <w:r>
+        <w:t xml:space="preserve"> </w:t>
+      </w:r>
+      <w:r>
+        <w:rPr>
+          <w:rStyle w:val="VerbatimChar"/>
+        </w:rPr>
+        <w:t xml:space="preserve">CHANGE_LOG.md</w:t>
+      </w:r>
+      <w:r>
+        <w:t xml:space="preserve"> </w:t>
+      </w:r>
+      <w:r>
+        <w:t xml:space="preserve">— This entry</w:t>
+      </w:r>
+    </w:p>
+    <w:p>
+      <w:pPr>
+        <w:pStyle w:val="BodyText"/>
+      </w:pPr>
+      <w:r>
+        <w:rPr>
+          <w:bCs/>
+          <w:b/>
+        </w:rPr>
+        <w:t xml:space="preserve">Configuration</w:t>
+      </w:r>
+      <w:r>
+        <w:t xml:space="preserve">: Ensure</w:t>
+      </w:r>
+      <w:r>
+        <w:t xml:space="preserve"> </w:t>
+      </w:r>
+      <w:r>
+        <w:rPr>
+          <w:rStyle w:val="VerbatimChar"/>
+        </w:rPr>
+        <w:t xml:space="preserve">SourceFiles.DesktopFolder</w:t>
+      </w:r>
+      <w:r>
+        <w:t xml:space="preserve"> </w:t>
+      </w:r>
+      <w:r>
+        <w:t xml:space="preserve">and</w:t>
+      </w:r>
+      <w:r>
+        <w:t xml:space="preserve"> </w:t>
+      </w:r>
+      <w:r>
+        <w:rPr>
+          <w:rStyle w:val="VerbatimChar"/>
+        </w:rPr>
+        <w:t xml:space="preserve">TargetFiles.DesktopFolder</w:t>
+      </w:r>
+      <w:r>
+        <w:t xml:space="preserve"> </w:t>
+      </w:r>
+      <w:r>
+        <w:t xml:space="preserve">point to the correct Desktop folders.</w:t>
+      </w:r>
+      <w:r>
+        <w:t xml:space="preserve"> </w:t>
+      </w:r>
+      <w:r>
+        <w:rPr>
+          <w:rStyle w:val="VerbatimChar"/>
+        </w:rPr>
+        <w:t xml:space="preserve">WorkingDirectories.AutoCreateWorkingCopies</w:t>
+      </w:r>
+      <w:r>
+        <w:t xml:space="preserve"> </w:t>
+      </w:r>
+      <w:r>
+        <w:t xml:space="preserve">should be</w:t>
+      </w:r>
+      <w:r>
+        <w:t xml:space="preserve"> </w:t>
+      </w:r>
+      <w:r>
+        <w:rPr>
+          <w:rStyle w:val="VerbatimChar"/>
+        </w:rPr>
+        <w:t xml:space="preserve">true</w:t>
+      </w:r>
+      <w:r>
+        <w:t xml:space="preserve">.</w:t>
+      </w:r>
+    </w:p>
+    <w:p>
+      <w:pPr>
+        <w:pStyle w:val="BodyText"/>
+      </w:pPr>
+      <w:r>
+        <w:rPr>
+          <w:bCs/>
+          <w:b/>
+        </w:rPr>
+        <w:t xml:space="preserve">New CLI Options</w:t>
+      </w:r>
+      <w:r>
+        <w:t xml:space="preserve">:</w:t>
+      </w:r>
+      <w:r>
+        <w:t xml:space="preserve"> </w:t>
+      </w:r>
+      <w:r>
+        <w:rPr>
+          <w:rStyle w:val="VerbatimChar"/>
+        </w:rPr>
+        <w:t xml:space="preserve">--refresh</w:t>
+      </w:r>
+      <w:r>
+        <w:t xml:space="preserve"> </w:t>
+      </w:r>
+      <w:r>
+        <w:t xml:space="preserve">(force re-copy),</w:t>
+      </w:r>
+      <w:r>
+        <w:t xml:space="preserve"> </w:t>
+      </w:r>
+      <w:r>
+        <w:rPr>
+          <w:rStyle w:val="VerbatimChar"/>
+        </w:rPr>
+        <w:t xml:space="preserve">--cleanup</w:t>
+      </w:r>
+      <w:r>
+        <w:t xml:space="preserve"> </w:t>
+      </w:r>
+      <w:r>
+        <w:t xml:space="preserve">(delete working dirs)</w:t>
+      </w:r>
+    </w:p>
+    <w:p>
+      <w:pPr>
+        <w:pStyle w:val="BodyText"/>
+      </w:pPr>
+      <w:r>
+        <w:rPr>
+          <w:bCs/>
+          <w:b/>
+        </w:rPr>
+        <w:t xml:space="preserve">New Exit Code</w:t>
+      </w:r>
+      <w:r>
+        <w:t xml:space="preserve">: 99 = Safety violation (attempted operation on original file)</w:t>
+      </w:r>
+    </w:p>
+    <w:p>
+      <w:r>
+        <w:pict>
+          <v:rect style="width:0;height:1.5pt" o:hralign="center" o:hrstd="t" o:hr="t"/>
+        </w:pict>
+      </w:r>
+    </w:p>
     <w:bookmarkEnd w:id="28"/>
     <w:bookmarkEnd w:id="29"/>
+    <w:bookmarkEnd w:id="30"/>
     <w:sectPr/>
   </w:body>
 </w:document>

--- a/CHANGE_LOG.docx
+++ b/CHANGE_LOG.docx
@@ -2,7 +2,7 @@
 <file path=word/document.xml><?xml version="1.0" encoding="utf-8"?>
 <w:document xmlns:w="http://schemas.openxmlformats.org/wordprocessingml/2006/main" xmlns:m="http://schemas.openxmlformats.org/officeDocument/2006/math" xmlns:r="http://schemas.openxmlformats.org/officeDocument/2006/relationships" xmlns:o="urn:schemas-microsoft-com:office:office" xmlns:v="urn:schemas-microsoft-com:vml" xmlns:w10="urn:schemas-microsoft-com:office:word" xmlns:a="http://schemas.openxmlformats.org/drawingml/2006/main" xmlns:pic="http://schemas.openxmlformats.org/drawingml/2006/picture" xmlns:wp="http://schemas.openxmlformats.org/drawingml/2006/wordprocessingDrawing">
   <w:body>
-    <w:bookmarkStart w:id="30" w:name="qb-timewarp-change-log"/>
+    <w:bookmarkStart w:id="31" w:name="qb-timewarp-change-log"/>
     <w:p>
       <w:pPr>
         <w:pStyle w:val="Heading1"/>
@@ -2818,7 +2818,7 @@
       </w:r>
     </w:p>
     <w:bookmarkEnd w:id="27"/>
-    <w:bookmarkStart w:id="29" w:name="X1edae9b3ed65d4cc0b29e0a884533b7facc2c72"/>
+    <w:bookmarkStart w:id="30" w:name="X1edae9b3ed65d4cc0b29e0a884533b7facc2c72"/>
     <w:p>
       <w:pPr>
         <w:pStyle w:val="Heading2"/>
@@ -3539,9 +3539,629 @@
         </w:pict>
       </w:r>
     </w:p>
+    <w:p>
+      <w:r>
+        <w:pict>
+          <v:rect style="width:0;height:1.5pt" o:hralign="center" o:hrstd="t" o:hr="t"/>
+        </w:pict>
+      </w:r>
+    </w:p>
     <w:bookmarkEnd w:id="28"/>
+    <w:bookmarkStart w:id="29" w:name="Xf9a703e759a853661344b0b957caed793440f5b"/>
+    <w:p>
+      <w:pPr>
+        <w:pStyle w:val="Heading3"/>
+      </w:pPr>
+      <w:r>
+        <w:t xml:space="preserve">Change 11: QBXML SDK 15.0 Compatibility — Fix 0x80040400 Errors</w:t>
+      </w:r>
+    </w:p>
+    <w:p>
+      <w:pPr>
+        <w:pStyle w:val="FirstParagraph"/>
+      </w:pPr>
+      <w:r>
+        <w:rPr>
+          <w:bCs/>
+          <w:b/>
+        </w:rPr>
+        <w:t xml:space="preserve">Date</w:t>
+      </w:r>
+      <w:r>
+        <w:t xml:space="preserve">: 2026-05-19</w:t>
+      </w:r>
+    </w:p>
+    <w:p>
+      <w:pPr>
+        <w:pStyle w:val="BodyText"/>
+      </w:pPr>
+      <w:r>
+        <w:rPr>
+          <w:bCs/>
+          <w:b/>
+        </w:rPr>
+        <w:t xml:space="preserve">What</w:t>
+      </w:r>
+      <w:r>
+        <w:t xml:space="preserve">: Fixed QBXML parsing/generation to be fully compatible with QuickBooks 2021 (SDK 15.0). The trial run showed COM error 0x80040400 because QBXML was being generated using SDK 16.0 features that QB 2021 doesn’t support.</w:t>
+      </w:r>
+    </w:p>
+    <w:p>
+      <w:pPr>
+        <w:pStyle w:val="BodyText"/>
+      </w:pPr>
+      <w:r>
+        <w:rPr>
+          <w:bCs/>
+          <w:b/>
+        </w:rPr>
+        <w:t xml:space="preserve">Why</w:t>
+      </w:r>
+      <w:r>
+        <w:t xml:space="preserve">: QB 2021 uses SDK 15.0 while QB 2023 uses SDK 16.0. Fields, entity types, and field lengths differ between versions. Sending SDK 16.0 QBXML to QB 2021 causes 0x80040400 errors (element not supported).</w:t>
+      </w:r>
+    </w:p>
+    <w:p>
+      <w:pPr>
+        <w:pStyle w:val="BodyText"/>
+      </w:pPr>
+      <w:r>
+        <w:rPr>
+          <w:bCs/>
+          <w:b/>
+        </w:rPr>
+        <w:t xml:space="preserve">Critical Fixes</w:t>
+      </w:r>
+      <w:r>
+        <w:t xml:space="preserve">:</w:t>
+      </w:r>
+      <w:r>
+        <w:t xml:space="preserve"> </w:t>
+      </w:r>
+      <w:r>
+        <w:t xml:space="preserve">-</w:t>
+      </w:r>
+      <w:r>
+        <w:t xml:space="preserve"> </w:t>
+      </w:r>
+      <w:r>
+        <w:rPr>
+          <w:bCs/>
+          <w:b/>
+        </w:rPr>
+        <w:t xml:space="preserve">AccountNumber preservation</w:t>
+      </w:r>
+      <w:r>
+        <w:t xml:space="preserve">: Accountant flagged missing account numbers — was being lost during transformation. Now explicitly preserved.</w:t>
+      </w:r>
+      <w:r>
+        <w:t xml:space="preserve"> </w:t>
+      </w:r>
+      <w:r>
+        <w:t xml:space="preserve">-</w:t>
+      </w:r>
+      <w:r>
+        <w:t xml:space="preserve"> </w:t>
+      </w:r>
+      <w:r>
+        <w:rPr>
+          <w:bCs/>
+          <w:b/>
+        </w:rPr>
+        <w:t xml:space="preserve">CC balance sign inversion</w:t>
+      </w:r>
+      <w:r>
+        <w:t xml:space="preserve">: Credit card balances with wrong sign are auto-corrected (positive = money owed).</w:t>
+      </w:r>
+      <w:r>
+        <w:t xml:space="preserve"> </w:t>
+      </w:r>
+      <w:r>
+        <w:t xml:space="preserve">-</w:t>
+      </w:r>
+      <w:r>
+        <w:t xml:space="preserve"> </w:t>
+      </w:r>
+      <w:r>
+        <w:rPr>
+          <w:bCs/>
+          <w:b/>
+        </w:rPr>
+        <w:t xml:space="preserve">CC columns</w:t>
+      </w:r>
+      <w:r>
+        <w:t xml:space="preserve">: Already fixed in prior session, verified in transformation.</w:t>
+      </w:r>
+      <w:r>
+        <w:t xml:space="preserve"> </w:t>
+      </w:r>
+      <w:r>
+        <w:t xml:space="preserve">-</w:t>
+      </w:r>
+      <w:r>
+        <w:t xml:space="preserve"> </w:t>
+      </w:r>
+      <w:r>
+        <w:rPr>
+          <w:bCs/>
+          <w:b/>
+        </w:rPr>
+        <w:t xml:space="preserve">Empty Name fields</w:t>
+      </w:r>
+      <w:r>
+        <w:t xml:space="preserve">: Entities with blank names now get auto-generated placeholder names.</w:t>
+      </w:r>
+      <w:r>
+        <w:t xml:space="preserve"> </w:t>
+      </w:r>
+      <w:r>
+        <w:t xml:space="preserve">-</w:t>
+      </w:r>
+      <w:r>
+        <w:t xml:space="preserve"> </w:t>
+      </w:r>
+      <w:r>
+        <w:rPr>
+          <w:bCs/>
+          <w:b/>
+        </w:rPr>
+        <w:t xml:space="preserve">Payroll items</w:t>
+      </w:r>
+      <w:r>
+        <w:t xml:space="preserve">: Complex QB 2023 payroll structures simplified for QB 2021 format.</w:t>
+      </w:r>
+    </w:p>
+    <w:p>
+      <w:pPr>
+        <w:pStyle w:val="BodyText"/>
+      </w:pPr>
+      <w:r>
+        <w:rPr>
+          <w:bCs/>
+          <w:b/>
+        </w:rPr>
+        <w:t xml:space="preserve">Files Modified</w:t>
+      </w:r>
+      <w:r>
+        <w:t xml:space="preserve">:</w:t>
+      </w:r>
+      <w:r>
+        <w:t xml:space="preserve"> </w:t>
+      </w:r>
+      <w:r>
+        <w:t xml:space="preserve">-</w:t>
+      </w:r>
+      <w:r>
+        <w:t xml:space="preserve"> </w:t>
+      </w:r>
+      <w:r>
+        <w:rPr>
+          <w:rStyle w:val="VerbatimChar"/>
+        </w:rPr>
+        <w:t xml:space="preserve">Helpers/QBSDKVersionHelper.cs</w:t>
+      </w:r>
+      <w:r>
+        <w:t xml:space="preserve"> </w:t>
+      </w:r>
+      <w:r>
+        <w:t xml:space="preserve">(NEW) — SDK version detection, field compatibility lists, error code explanations</w:t>
+      </w:r>
+      <w:r>
+        <w:t xml:space="preserve"> </w:t>
+      </w:r>
+      <w:r>
+        <w:t xml:space="preserve">-</w:t>
+      </w:r>
+      <w:r>
+        <w:t xml:space="preserve"> </w:t>
+      </w:r>
+      <w:r>
+        <w:rPr>
+          <w:rStyle w:val="VerbatimChar"/>
+        </w:rPr>
+        <w:t xml:space="preserve">Services/DataExporter.cs</w:t>
+      </w:r>
+      <w:r>
+        <w:t xml:space="preserve"> </w:t>
+      </w:r>
+      <w:r>
+        <w:t xml:space="preserve">— Auto-detects SDK version via HostQuery, adjusts QBXML version dynamically</w:t>
+      </w:r>
+      <w:r>
+        <w:t xml:space="preserve"> </w:t>
+      </w:r>
+      <w:r>
+        <w:t xml:space="preserve">-</w:t>
+      </w:r>
+      <w:r>
+        <w:t xml:space="preserve"> </w:t>
+      </w:r>
+      <w:r>
+        <w:rPr>
+          <w:rStyle w:val="VerbatimChar"/>
+        </w:rPr>
+        <w:t xml:space="preserve">Services/DataTransformer.cs</w:t>
+      </w:r>
+      <w:r>
+        <w:t xml:space="preserve"> </w:t>
+      </w:r>
+      <w:r>
+        <w:t xml:space="preserve">— Added 6 new compatibility methods: RemoveSDK16OnlyFields, EnforceQB2021FieldLengths, FixEmptyNameField, SimplifyPayrollFields, FixCCBalanceSigns, PreserveAccountNumbers</w:t>
+      </w:r>
+      <w:r>
+        <w:t xml:space="preserve"> </w:t>
+      </w:r>
+      <w:r>
+        <w:t xml:space="preserve">-</w:t>
+      </w:r>
+      <w:r>
+        <w:t xml:space="preserve"> </w:t>
+      </w:r>
+      <w:r>
+        <w:rPr>
+          <w:rStyle w:val="VerbatimChar"/>
+        </w:rPr>
+        <w:t xml:space="preserve">Services/DataImporter.cs</w:t>
+      </w:r>
+      <w:r>
+        <w:t xml:space="preserve"> </w:t>
+      </w:r>
+      <w:r>
+        <w:t xml:space="preserve">— Smart error handling (no retry for 0x80040400), dynamic field exclusion learning, pre-import validation mode, field length enforcement in QBXML generation</w:t>
+      </w:r>
+      <w:r>
+        <w:t xml:space="preserve"> </w:t>
+      </w:r>
+      <w:r>
+        <w:t xml:space="preserve">-</w:t>
+      </w:r>
+      <w:r>
+        <w:t xml:space="preserve"> </w:t>
+      </w:r>
+      <w:r>
+        <w:rPr>
+          <w:rStyle w:val="VerbatimChar"/>
+        </w:rPr>
+        <w:t xml:space="preserve">Services/QBConnectionManager.cs</w:t>
+      </w:r>
+      <w:r>
+        <w:t xml:space="preserve"> </w:t>
+      </w:r>
+      <w:r>
+        <w:t xml:space="preserve">— ProcessRequestWithRetry no longer retries version compatibility errors</w:t>
+      </w:r>
+      <w:r>
+        <w:t xml:space="preserve"> </w:t>
+      </w:r>
+      <w:r>
+        <w:t xml:space="preserve">-</w:t>
+      </w:r>
+      <w:r>
+        <w:t xml:space="preserve"> </w:t>
+      </w:r>
+      <w:r>
+        <w:rPr>
+          <w:rStyle w:val="VerbatimChar"/>
+        </w:rPr>
+        <w:t xml:space="preserve">Configuration/FieldMappings.json</w:t>
+      </w:r>
+      <w:r>
+        <w:t xml:space="preserve"> </w:t>
+      </w:r>
+      <w:r>
+        <w:t xml:space="preserve">— Added qb2021Compatibility section, fixed AccountNumber maxLength, marked SDK 16-only fields</w:t>
+      </w:r>
+      <w:r>
+        <w:t xml:space="preserve"> </w:t>
+      </w:r>
+      <w:r>
+        <w:t xml:space="preserve">-</w:t>
+      </w:r>
+      <w:r>
+        <w:t xml:space="preserve"> </w:t>
+      </w:r>
+      <w:r>
+        <w:rPr>
+          <w:rStyle w:val="VerbatimChar"/>
+        </w:rPr>
+        <w:t xml:space="preserve">PROJECT_INSTRUCTIONS.MD</w:t>
+      </w:r>
+      <w:r>
+        <w:t xml:space="preserve"> </w:t>
+      </w:r>
+      <w:r>
+        <w:t xml:space="preserve">(NEW) — Primary session briefing document</w:t>
+      </w:r>
+    </w:p>
+    <w:p>
+      <w:pPr>
+        <w:pStyle w:val="BodyText"/>
+      </w:pPr>
+      <w:r>
+        <w:rPr>
+          <w:bCs/>
+          <w:b/>
+        </w:rPr>
+        <w:t xml:space="preserve">New Features</w:t>
+      </w:r>
+      <w:r>
+        <w:t xml:space="preserve">:</w:t>
+      </w:r>
+      <w:r>
+        <w:t xml:space="preserve"> </w:t>
+      </w:r>
+      <w:r>
+        <w:t xml:space="preserve">-</w:t>
+      </w:r>
+      <w:r>
+        <w:t xml:space="preserve"> </w:t>
+      </w:r>
+      <w:r>
+        <w:rPr>
+          <w:bCs/>
+          <w:b/>
+        </w:rPr>
+        <w:t xml:space="preserve">SDK Version Detection</w:t>
+      </w:r>
+      <w:r>
+        <w:t xml:space="preserve">: Sends HostQuery to detect QB’s supported SDK versions, auto-adjusts</w:t>
+      </w:r>
+      <w:r>
+        <w:t xml:space="preserve"> </w:t>
+      </w:r>
+      <w:r>
+        <w:t xml:space="preserve">-</w:t>
+      </w:r>
+      <w:r>
+        <w:t xml:space="preserve"> </w:t>
+      </w:r>
+      <w:r>
+        <w:rPr>
+          <w:bCs/>
+          <w:b/>
+        </w:rPr>
+        <w:t xml:space="preserve">Dynamic Field Exclusion</w:t>
+      </w:r>
+      <w:r>
+        <w:t xml:space="preserve">: When a field causes 0x80040400, it’s automatically excluded from all subsequent imports</w:t>
+      </w:r>
+      <w:r>
+        <w:t xml:space="preserve"> </w:t>
+      </w:r>
+      <w:r>
+        <w:t xml:space="preserve">-</w:t>
+      </w:r>
+      <w:r>
+        <w:t xml:space="preserve"> </w:t>
+      </w:r>
+      <w:r>
+        <w:rPr>
+          <w:bCs/>
+          <w:b/>
+        </w:rPr>
+        <w:t xml:space="preserve">Pre-Import Validation</w:t>
+      </w:r>
+      <w:r>
+        <w:t xml:space="preserve">:</w:t>
+      </w:r>
+      <w:r>
+        <w:t xml:space="preserve"> </w:t>
+      </w:r>
+      <w:r>
+        <w:rPr>
+          <w:rStyle w:val="VerbatimChar"/>
+        </w:rPr>
+        <w:t xml:space="preserve">ValidateSampleBeforeImport()</w:t>
+      </w:r>
+      <w:r>
+        <w:t xml:space="preserve"> </w:t>
+      </w:r>
+      <w:r>
+        <w:t xml:space="preserve">tests sample records before full import</w:t>
+      </w:r>
+      <w:r>
+        <w:t xml:space="preserve"> </w:t>
+      </w:r>
+      <w:r>
+        <w:t xml:space="preserve">-</w:t>
+      </w:r>
+      <w:r>
+        <w:t xml:space="preserve"> </w:t>
+      </w:r>
+      <w:r>
+        <w:rPr>
+          <w:bCs/>
+          <w:b/>
+        </w:rPr>
+        <w:t xml:space="preserve">Compatibility Summary</w:t>
+      </w:r>
+      <w:r>
+        <w:t xml:space="preserve">: Transformation log now shows how many fields were adjusted for QB 2021</w:t>
+      </w:r>
+    </w:p>
+    <w:p>
+      <w:pPr>
+        <w:pStyle w:val="BodyText"/>
+      </w:pPr>
+      <w:r>
+        <w:rPr>
+          <w:bCs/>
+          <w:b/>
+        </w:rPr>
+        <w:t xml:space="preserve">Configuration</w:t>
+      </w:r>
+      <w:r>
+        <w:t xml:space="preserve">:</w:t>
+      </w:r>
+      <w:r>
+        <w:t xml:space="preserve"> </w:t>
+      </w:r>
+      <w:r>
+        <w:t xml:space="preserve">-</w:t>
+      </w:r>
+      <w:r>
+        <w:t xml:space="preserve"> </w:t>
+      </w:r>
+      <w:r>
+        <w:rPr>
+          <w:rStyle w:val="VerbatimChar"/>
+        </w:rPr>
+        <w:t xml:space="preserve">FieldMappings.json &gt; qb2021Compatibility</w:t>
+      </w:r>
+      <w:r>
+        <w:t xml:space="preserve"> </w:t>
+      </w:r>
+      <w:r>
+        <w:t xml:space="preserve">documents all known incompatible fields</w:t>
+      </w:r>
+      <w:r>
+        <w:t xml:space="preserve"> </w:t>
+      </w:r>
+      <w:r>
+        <w:t xml:space="preserve">-</w:t>
+      </w:r>
+      <w:r>
+        <w:t xml:space="preserve"> </w:t>
+      </w:r>
+      <w:r>
+        <w:rPr>
+          <w:rStyle w:val="VerbatimChar"/>
+        </w:rPr>
+        <w:t xml:space="preserve">FieldMappings.json &gt; globalSettings.targetSDKVersion</w:t>
+      </w:r>
+      <w:r>
+        <w:t xml:space="preserve"> </w:t>
+      </w:r>
+      <w:r>
+        <w:t xml:space="preserve">=</w:t>
+      </w:r>
+      <w:r>
+        <w:t xml:space="preserve"> </w:t>
+      </w:r>
+      <w:r>
+        <w:t xml:space="preserve">“</w:t>
+      </w:r>
+      <w:r>
+        <w:t xml:space="preserve">15.0</w:t>
+      </w:r>
+      <w:r>
+        <w:t xml:space="preserve">”</w:t>
+      </w:r>
+      <w:r>
+        <w:t xml:space="preserve"> </w:t>
+      </w:r>
+      <w:r>
+        <w:t xml:space="preserve">-</w:t>
+      </w:r>
+      <w:r>
+        <w:t xml:space="preserve"> </w:t>
+      </w:r>
+      <w:r>
+        <w:rPr>
+          <w:rStyle w:val="VerbatimChar"/>
+        </w:rPr>
+        <w:t xml:space="preserve">FieldMappings.json &gt; globalSettings.enforceQB2021FieldLimits</w:t>
+      </w:r>
+      <w:r>
+        <w:t xml:space="preserve"> </w:t>
+      </w:r>
+      <w:r>
+        <w:t xml:space="preserve">= true</w:t>
+      </w:r>
+    </w:p>
+    <w:p>
+      <w:pPr>
+        <w:pStyle w:val="BodyText"/>
+      </w:pPr>
+      <w:r>
+        <w:rPr>
+          <w:bCs/>
+          <w:b/>
+        </w:rPr>
+        <w:t xml:space="preserve">Error Codes Handled</w:t>
+      </w:r>
+      <w:r>
+        <w:t xml:space="preserve">:</w:t>
+      </w:r>
+      <w:r>
+        <w:t xml:space="preserve"> </w:t>
+      </w:r>
+      <w:r>
+        <w:t xml:space="preserve">-</w:t>
+      </w:r>
+      <w:r>
+        <w:t xml:space="preserve"> </w:t>
+      </w:r>
+      <w:r>
+        <w:rPr>
+          <w:rStyle w:val="VerbatimChar"/>
+        </w:rPr>
+        <w:t xml:space="preserve">0x80040400</w:t>
+      </w:r>
+      <w:r>
+        <w:t xml:space="preserve"> </w:t>
+      </w:r>
+      <w:r>
+        <w:t xml:space="preserve">/ COM HRESULT -2147220480: Unsupported QBXML element</w:t>
+      </w:r>
+      <w:r>
+        <w:t xml:space="preserve"> </w:t>
+      </w:r>
+      <w:r>
+        <w:t xml:space="preserve">- QBXML status</w:t>
+      </w:r>
+      <w:r>
+        <w:t xml:space="preserve"> </w:t>
+      </w:r>
+      <w:r>
+        <w:rPr>
+          <w:rStyle w:val="VerbatimChar"/>
+        </w:rPr>
+        <w:t xml:space="preserve">3250</w:t>
+      </w:r>
+      <w:r>
+        <w:t xml:space="preserve">: Unsupported element in request</w:t>
+      </w:r>
+      <w:r>
+        <w:t xml:space="preserve"> </w:t>
+      </w:r>
+      <w:r>
+        <w:t xml:space="preserve">- QBXML status</w:t>
+      </w:r>
+      <w:r>
+        <w:t xml:space="preserve"> </w:t>
+      </w:r>
+      <w:r>
+        <w:rPr>
+          <w:rStyle w:val="VerbatimChar"/>
+        </w:rPr>
+        <w:t xml:space="preserve">3260</w:t>
+      </w:r>
+      <w:r>
+        <w:t xml:space="preserve">: Element not valid for this version</w:t>
+      </w:r>
+      <w:r>
+        <w:t xml:space="preserve"> </w:t>
+      </w:r>
+      <w:r>
+        <w:t xml:space="preserve">- QBXML status</w:t>
+      </w:r>
+      <w:r>
+        <w:t xml:space="preserve"> </w:t>
+      </w:r>
+      <w:r>
+        <w:rPr>
+          <w:rStyle w:val="VerbatimChar"/>
+        </w:rPr>
+        <w:t xml:space="preserve">3270</w:t>
+      </w:r>
+      <w:r>
+        <w:t xml:space="preserve">: Unsupported QBXML version</w:t>
+      </w:r>
+    </w:p>
     <w:bookmarkEnd w:id="29"/>
     <w:bookmarkEnd w:id="30"/>
+    <w:bookmarkEnd w:id="31"/>
     <w:sectPr/>
   </w:body>
 </w:document>

--- a/CHANGE_LOG.docx
+++ b/CHANGE_LOG.docx
@@ -2,7 +2,7 @@
 <file path=word/document.xml><?xml version="1.0" encoding="utf-8"?>
 <w:document xmlns:w="http://schemas.openxmlformats.org/wordprocessingml/2006/main" xmlns:m="http://schemas.openxmlformats.org/officeDocument/2006/math" xmlns:r="http://schemas.openxmlformats.org/officeDocument/2006/relationships" xmlns:o="urn:schemas-microsoft-com:office:office" xmlns:v="urn:schemas-microsoft-com:vml" xmlns:w10="urn:schemas-microsoft-com:office:word" xmlns:a="http://schemas.openxmlformats.org/drawingml/2006/main" xmlns:pic="http://schemas.openxmlformats.org/drawingml/2006/picture" xmlns:wp="http://schemas.openxmlformats.org/drawingml/2006/wordprocessingDrawing">
   <w:body>
-    <w:bookmarkStart w:id="31" w:name="qb-timewarp-change-log"/>
+    <w:bookmarkStart w:id="32" w:name="qb-timewarp-change-log"/>
     <w:p>
       <w:pPr>
         <w:pStyle w:val="Heading1"/>
@@ -2818,7 +2818,7 @@
       </w:r>
     </w:p>
     <w:bookmarkEnd w:id="27"/>
-    <w:bookmarkStart w:id="30" w:name="X1edae9b3ed65d4cc0b29e0a884533b7facc2c72"/>
+    <w:bookmarkStart w:id="31" w:name="X1edae9b3ed65d4cc0b29e0a884533b7facc2c72"/>
     <w:p>
       <w:pPr>
         <w:pStyle w:val="Heading2"/>
@@ -4159,9 +4159,413 @@
         <w:t xml:space="preserve">: Unsupported QBXML version</w:t>
       </w:r>
     </w:p>
+    <w:p>
+      <w:r>
+        <w:pict>
+          <v:rect style="width:0;height:1.5pt" o:hralign="center" o:hrstd="t" o:hr="t"/>
+        </w:pict>
+      </w:r>
+    </w:p>
     <w:bookmarkEnd w:id="29"/>
+    <w:bookmarkStart w:id="30" w:name="X991dd9a59dfc52e78a521ec30143da52c70df49"/>
+    <w:p>
+      <w:pPr>
+        <w:pStyle w:val="Heading3"/>
+      </w:pPr>
+      <w:r>
+        <w:t xml:space="preserve">Change 12: Root Cause Analysis &amp; Documentation Overhaul</w:t>
+      </w:r>
+    </w:p>
+    <w:p>
+      <w:pPr>
+        <w:pStyle w:val="FirstParagraph"/>
+      </w:pPr>
+      <w:r>
+        <w:rPr>
+          <w:bCs/>
+          <w:b/>
+        </w:rPr>
+        <w:t xml:space="preserve">Date</w:t>
+      </w:r>
+      <w:r>
+        <w:t xml:space="preserve">: 2026-05-19 (late session)</w:t>
+      </w:r>
+    </w:p>
+    <w:p>
+      <w:pPr>
+        <w:pStyle w:val="BodyText"/>
+      </w:pPr>
+      <w:r>
+        <w:rPr>
+          <w:bCs/>
+          <w:b/>
+        </w:rPr>
+        <w:t xml:space="preserve">What</w:t>
+      </w:r>
+      <w:r>
+        <w:t xml:space="preserve">: Completed comprehensive root cause analysis of import failures. Updated all documentation files to preserve full project understanding across sessions. Created CRITICAL_FIXES_NEEDED.MD.</w:t>
+      </w:r>
+    </w:p>
+    <w:p>
+      <w:pPr>
+        <w:pStyle w:val="BodyText"/>
+      </w:pPr>
+      <w:r>
+        <w:rPr>
+          <w:bCs/>
+          <w:b/>
+        </w:rPr>
+        <w:t xml:space="preserve">Why</w:t>
+      </w:r>
+      <w:r>
+        <w:t xml:space="preserve">: Trial run showed 0 genuine successes (359 phantom successes from detection bug). Five distinct root causes identified that must be fixed before import can succeed. All knowledge committed to files so session refresh loses nothing.</w:t>
+      </w:r>
+    </w:p>
+    <w:p>
+      <w:pPr>
+        <w:pStyle w:val="BodyText"/>
+      </w:pPr>
+      <w:r>
+        <w:rPr>
+          <w:bCs/>
+          <w:b/>
+        </w:rPr>
+        <w:t xml:space="preserve">Root Causes Identified</w:t>
+      </w:r>
+      <w:r>
+        <w:t xml:space="preserve">:</w:t>
+      </w:r>
+      <w:r>
+        <w:t xml:space="preserve"> </w:t>
+      </w:r>
+      <w:r>
+        <w:t xml:space="preserve">1.</w:t>
+      </w:r>
+      <w:r>
+        <w:t xml:space="preserve"> </w:t>
+      </w:r>
+      <w:r>
+        <w:rPr>
+          <w:bCs/>
+          <w:b/>
+        </w:rPr>
+        <w:t xml:space="preserve">Hierarchical names</w:t>
+      </w:r>
+      <w:r>
+        <w:t xml:space="preserve"> </w:t>
+      </w:r>
+      <w:r>
+        <w:t xml:space="preserve">— Full path sent as Name instead of leaf + ParentRef</w:t>
+      </w:r>
+      <w:r>
+        <w:t xml:space="preserve"> </w:t>
+      </w:r>
+      <w:r>
+        <w:t xml:space="preserve">2.</w:t>
+      </w:r>
+      <w:r>
+        <w:t xml:space="preserve"> </w:t>
+      </w:r>
+      <w:r>
+        <w:rPr>
+          <w:bCs/>
+          <w:b/>
+        </w:rPr>
+        <w:t xml:space="preserve">IsActive field</w:t>
+      </w:r>
+      <w:r>
+        <w:t xml:space="preserve"> </w:t>
+      </w:r>
+      <w:r>
+        <w:t xml:space="preserve">— Inactive entities rejected or break reference lookups</w:t>
+      </w:r>
+      <w:r>
+        <w:t xml:space="preserve"> </w:t>
+      </w:r>
+      <w:r>
+        <w:t xml:space="preserve">3.</w:t>
+      </w:r>
+      <w:r>
+        <w:t xml:space="preserve"> </w:t>
+      </w:r>
+      <w:r>
+        <w:rPr>
+          <w:bCs/>
+          <w:b/>
+        </w:rPr>
+        <w:t xml:space="preserve">Account types prerequisite</w:t>
+      </w:r>
+      <w:r>
+        <w:t xml:space="preserve"> </w:t>
+      </w:r>
+      <w:r>
+        <w:t xml:space="preserve">— Must exist before accounts</w:t>
+      </w:r>
+      <w:r>
+        <w:t xml:space="preserve"> </w:t>
+      </w:r>
+      <w:r>
+        <w:t xml:space="preserve">4.</w:t>
+      </w:r>
+      <w:r>
+        <w:t xml:space="preserve"> </w:t>
+      </w:r>
+      <w:r>
+        <w:rPr>
+          <w:bCs/>
+          <w:b/>
+        </w:rPr>
+        <w:t xml:space="preserve">Missing reference types</w:t>
+      </w:r>
+      <w:r>
+        <w:t xml:space="preserve"> </w:t>
+      </w:r>
+      <w:r>
+        <w:t xml:space="preserve">— Sales tax, terms, etc. must exist before referencing entities</w:t>
+      </w:r>
+      <w:r>
+        <w:t xml:space="preserve"> </w:t>
+      </w:r>
+      <w:r>
+        <w:t xml:space="preserve">5.</w:t>
+      </w:r>
+      <w:r>
+        <w:t xml:space="preserve"> </w:t>
+      </w:r>
+      <w:r>
+        <w:rPr>
+          <w:bCs/>
+          <w:b/>
+        </w:rPr>
+        <w:t xml:space="preserve">Field compatibility</w:t>
+      </w:r>
+      <w:r>
+        <w:t xml:space="preserve"> </w:t>
+      </w:r>
+      <w:r>
+        <w:t xml:space="preserve">— SDK 16.0 fields rejected by SDK 15.0</w:t>
+      </w:r>
+      <w:r>
+        <w:t xml:space="preserve"> </w:t>
+      </w:r>
+      <w:r>
+        <w:t xml:space="preserve">6.</w:t>
+      </w:r>
+      <w:r>
+        <w:t xml:space="preserve"> </w:t>
+      </w:r>
+      <w:r>
+        <w:rPr>
+          <w:bCs/>
+          <w:b/>
+        </w:rPr>
+        <w:t xml:space="preserve">(Bug) Success detection</w:t>
+      </w:r>
+      <w:r>
+        <w:t xml:space="preserve"> </w:t>
+      </w:r>
+      <w:r>
+        <w:t xml:space="preserve">— 359 phantom successes from incorrect response parsing</w:t>
+      </w:r>
+    </w:p>
+    <w:p>
+      <w:pPr>
+        <w:pStyle w:val="BodyText"/>
+      </w:pPr>
+      <w:r>
+        <w:rPr>
+          <w:bCs/>
+          <w:b/>
+        </w:rPr>
+        <w:t xml:space="preserve">Correct Order of Operations Defined</w:t>
+      </w:r>
+      <w:r>
+        <w:t xml:space="preserve">:</w:t>
+      </w:r>
+      <w:r>
+        <w:t xml:space="preserve"> </w:t>
+      </w:r>
+      <w:r>
+        <w:t xml:space="preserve">- Stage 0: Account types + missing reference types</w:t>
+      </w:r>
+      <w:r>
+        <w:t xml:space="preserve"> </w:t>
+      </w:r>
+      <w:r>
+        <w:t xml:space="preserve">- Stage 1: Accounts (with hierarchy)</w:t>
+      </w:r>
+      <w:r>
+        <w:t xml:space="preserve"> </w:t>
+      </w:r>
+      <w:r>
+        <w:t xml:space="preserve">- Stage 2: Entities (customers, vendors)</w:t>
+      </w:r>
+      <w:r>
+        <w:t xml:space="preserve"> </w:t>
+      </w:r>
+      <w:r>
+        <w:t xml:space="preserve">- Stage 3: Items</w:t>
+      </w:r>
+      <w:r>
+        <w:t xml:space="preserve"> </w:t>
+      </w:r>
+      <w:r>
+        <w:t xml:space="preserve">- Stage 4: Transactions</w:t>
+      </w:r>
+    </w:p>
+    <w:p>
+      <w:pPr>
+        <w:pStyle w:val="BodyText"/>
+      </w:pPr>
+      <w:r>
+        <w:rPr>
+          <w:bCs/>
+          <w:b/>
+        </w:rPr>
+        <w:t xml:space="preserve">Critical Transformation Timing Documented</w:t>
+      </w:r>
+      <w:r>
+        <w:t xml:space="preserve">:</w:t>
+      </w:r>
+      <w:r>
+        <w:t xml:space="preserve"> </w:t>
+      </w:r>
+      <w:r>
+        <w:t xml:space="preserve">- Export from QB 2023 → Close QB 2023 → Open QB 2021 → Transform → Import</w:t>
+      </w:r>
+    </w:p>
+    <w:p>
+      <w:pPr>
+        <w:pStyle w:val="BodyText"/>
+      </w:pPr>
+      <w:r>
+        <w:rPr>
+          <w:bCs/>
+          <w:b/>
+        </w:rPr>
+        <w:t xml:space="preserve">Files Created</w:t>
+      </w:r>
+      <w:r>
+        <w:t xml:space="preserve">:</w:t>
+      </w:r>
+      <w:r>
+        <w:t xml:space="preserve"> </w:t>
+      </w:r>
+      <w:r>
+        <w:t xml:space="preserve">-</w:t>
+      </w:r>
+      <w:r>
+        <w:t xml:space="preserve"> </w:t>
+      </w:r>
+      <w:r>
+        <w:rPr>
+          <w:rStyle w:val="VerbatimChar"/>
+        </w:rPr>
+        <w:t xml:space="preserve">CRITICAL_FIXES_NEEDED.MD</w:t>
+      </w:r>
+      <w:r>
+        <w:t xml:space="preserve"> </w:t>
+      </w:r>
+      <w:r>
+        <w:t xml:space="preserve">— All 5 fixes with priority, dependencies, implementation details</w:t>
+      </w:r>
+    </w:p>
+    <w:p>
+      <w:pPr>
+        <w:pStyle w:val="BodyText"/>
+      </w:pPr>
+      <w:r>
+        <w:rPr>
+          <w:bCs/>
+          <w:b/>
+        </w:rPr>
+        <w:t xml:space="preserve">Files Updated</w:t>
+      </w:r>
+      <w:r>
+        <w:t xml:space="preserve">:</w:t>
+      </w:r>
+      <w:r>
+        <w:t xml:space="preserve"> </w:t>
+      </w:r>
+      <w:r>
+        <w:t xml:space="preserve">-</w:t>
+      </w:r>
+      <w:r>
+        <w:t xml:space="preserve"> </w:t>
+      </w:r>
+      <w:r>
+        <w:rPr>
+          <w:rStyle w:val="VerbatimChar"/>
+        </w:rPr>
+        <w:t xml:space="preserve">PROJECT_INSTRUCTIONS.MD</w:t>
+      </w:r>
+      <w:r>
+        <w:t xml:space="preserve"> </w:t>
+      </w:r>
+      <w:r>
+        <w:t xml:space="preserve">— Added VM specs (Ryzen 9 9950X, 32GB, 2Gbps), emphasized Notepad Protocol, added SSH helper usage, added transformation timing, added order of operations</w:t>
+      </w:r>
+      <w:r>
+        <w:t xml:space="preserve"> </w:t>
+      </w:r>
+      <w:r>
+        <w:t xml:space="preserve">-</w:t>
+      </w:r>
+      <w:r>
+        <w:t xml:space="preserve"> </w:t>
+      </w:r>
+      <w:r>
+        <w:rPr>
+          <w:rStyle w:val="VerbatimChar"/>
+        </w:rPr>
+        <w:t xml:space="preserve">DEBUGGING_NOTES.MD</w:t>
+      </w:r>
+      <w:r>
+        <w:t xml:space="preserve"> </w:t>
+      </w:r>
+      <w:r>
+        <w:t xml:space="preserve">— Restructured with all 5 root causes clearly documented, correct stage ordering, fix history</w:t>
+      </w:r>
+      <w:r>
+        <w:t xml:space="preserve"> </w:t>
+      </w:r>
+      <w:r>
+        <w:t xml:space="preserve">-</w:t>
+      </w:r>
+      <w:r>
+        <w:t xml:space="preserve"> </w:t>
+      </w:r>
+      <w:r>
+        <w:rPr>
+          <w:rStyle w:val="VerbatimChar"/>
+        </w:rPr>
+        <w:t xml:space="preserve">CHANGE_LOG.md</w:t>
+      </w:r>
+      <w:r>
+        <w:t xml:space="preserve"> </w:t>
+      </w:r>
+      <w:r>
+        <w:t xml:space="preserve">— This entry</w:t>
+      </w:r>
+    </w:p>
+    <w:p>
+      <w:pPr>
+        <w:pStyle w:val="BodyText"/>
+      </w:pPr>
+      <w:r>
+        <w:rPr>
+          <w:bCs/>
+          <w:b/>
+        </w:rPr>
+        <w:t xml:space="preserve">Status</w:t>
+      </w:r>
+      <w:r>
+        <w:t xml:space="preserve">: Staged import architecture ✅ | Root cause analysis ✅ | Fixes identified ✅ | Implementation PENDING</w:t>
+      </w:r>
+    </w:p>
     <w:bookmarkEnd w:id="30"/>
     <w:bookmarkEnd w:id="31"/>
+    <w:bookmarkEnd w:id="32"/>
     <w:sectPr/>
   </w:body>
 </w:document>

--- a/CHANGE_LOG.docx
+++ b/CHANGE_LOG.docx
@@ -2,7 +2,7 @@
 <file path=word/document.xml><?xml version="1.0" encoding="utf-8"?>
 <w:document xmlns:w="http://schemas.openxmlformats.org/wordprocessingml/2006/main" xmlns:m="http://schemas.openxmlformats.org/officeDocument/2006/math" xmlns:r="http://schemas.openxmlformats.org/officeDocument/2006/relationships" xmlns:o="urn:schemas-microsoft-com:office:office" xmlns:v="urn:schemas-microsoft-com:vml" xmlns:w10="urn:schemas-microsoft-com:office:word" xmlns:a="http://schemas.openxmlformats.org/drawingml/2006/main" xmlns:pic="http://schemas.openxmlformats.org/drawingml/2006/picture" xmlns:wp="http://schemas.openxmlformats.org/drawingml/2006/wordprocessingDrawing">
   <w:body>
-    <w:bookmarkStart w:id="32" w:name="qb-timewarp-change-log"/>
+    <w:bookmarkStart w:id="33" w:name="qb-timewarp-change-log"/>
     <w:p>
       <w:pPr>
         <w:pStyle w:val="Heading1"/>
@@ -2818,7 +2818,7 @@
       </w:r>
     </w:p>
     <w:bookmarkEnd w:id="27"/>
-    <w:bookmarkStart w:id="31" w:name="X1edae9b3ed65d4cc0b29e0a884533b7facc2c72"/>
+    <w:bookmarkStart w:id="32" w:name="X1edae9b3ed65d4cc0b29e0a884533b7facc2c72"/>
     <w:p>
       <w:pPr>
         <w:pStyle w:val="Heading2"/>
@@ -3034,7 +3034,7 @@
         <w:t xml:space="preserve">Why</w:t>
       </w:r>
       <w:r>
-        <w:t xml:space="preserve">: Original QuickBooks company files (Joshua’s Gold Coast, Blank Template, Air Masters) must NEVER be directly modified. The working copy system ensures all operations use disposable copies while originals remain pristine on the Desktop.</w:t>
+        <w:t xml:space="preserve">: Original QuickBooks company files (Joshs_Gold_Coast, QB21_Blank_Template, Air_Masters) must NEVER be directly modified. The working copy system ensures all operations use disposable copies while originals remain pristine on the Desktop.</w:t>
       </w:r>
     </w:p>
     <w:p>
@@ -4563,9 +4563,652 @@
         <w:t xml:space="preserve">: Staged import architecture ✅ | Root cause analysis ✅ | Fixes identified ✅ | Implementation PENDING</w:t>
       </w:r>
     </w:p>
+    <w:p>
+      <w:r>
+        <w:pict>
+          <v:rect style="width:0;height:1.5pt" o:hralign="center" o:hrstd="t" o:hr="t"/>
+        </w:pict>
+      </w:r>
+    </w:p>
     <w:bookmarkEnd w:id="30"/>
+    <w:bookmarkStart w:id="31" w:name="X3f4f9708862bbb84fb9f4d6f942b556bf72cd12"/>
+    <w:p>
+      <w:pPr>
+        <w:pStyle w:val="Heading3"/>
+      </w:pPr>
+      <w:r>
+        <w:t xml:space="preserve">Change 13: File/Folder Rename — Remove Spaces from All Paths</w:t>
+      </w:r>
+    </w:p>
+    <w:p>
+      <w:pPr>
+        <w:pStyle w:val="FirstParagraph"/>
+      </w:pPr>
+      <w:r>
+        <w:rPr>
+          <w:bCs/>
+          <w:b/>
+        </w:rPr>
+        <w:t xml:space="preserve">Date</w:t>
+      </w:r>
+      <w:r>
+        <w:t xml:space="preserve">: 2026-05-19</w:t>
+      </w:r>
+      <w:r>
+        <w:t xml:space="preserve"> </w:t>
+      </w:r>
+      <w:r>
+        <w:rPr>
+          <w:bCs/>
+          <w:b/>
+        </w:rPr>
+        <w:t xml:space="preserve">What</w:t>
+      </w:r>
+      <w:r>
+        <w:t xml:space="preserve">: Joseph renamed all Desktop company file folders and files to use underscores instead of spaces. Updated all documentation, code, and configuration to match.</w:t>
+      </w:r>
+    </w:p>
+    <w:p>
+      <w:pPr>
+        <w:pStyle w:val="BodyText"/>
+      </w:pPr>
+      <w:r>
+        <w:rPr>
+          <w:bCs/>
+          <w:b/>
+        </w:rPr>
+        <w:t xml:space="preserve">Old → New Names</w:t>
+      </w:r>
+      <w:r>
+        <w:t xml:space="preserve">:</w:t>
+      </w:r>
+      <w:r>
+        <w:t xml:space="preserve"> </w:t>
+      </w:r>
+      <w:r>
+        <w:t xml:space="preserve">| Old Name | New Name |</w:t>
+      </w:r>
+      <w:r>
+        <w:t xml:space="preserve"> </w:t>
+      </w:r>
+      <w:r>
+        <w:t xml:space="preserve">|———-|———-|</w:t>
+      </w:r>
+      <w:r>
+        <w:t xml:space="preserve"> </w:t>
+      </w:r>
+      <w:r>
+        <w:t xml:space="preserve">|</w:t>
+      </w:r>
+      <w:r>
+        <w:t xml:space="preserve"> </w:t>
+      </w:r>
+      <w:r>
+        <w:rPr>
+          <w:rStyle w:val="VerbatimChar"/>
+        </w:rPr>
+        <w:t xml:space="preserve">Joshua's Gold Coast</w:t>
+      </w:r>
+      <w:r>
+        <w:t xml:space="preserve"> </w:t>
+      </w:r>
+      <w:r>
+        <w:t xml:space="preserve">|</w:t>
+      </w:r>
+      <w:r>
+        <w:t xml:space="preserve"> </w:t>
+      </w:r>
+      <w:r>
+        <w:rPr>
+          <w:rStyle w:val="VerbatimChar"/>
+        </w:rPr>
+        <w:t xml:space="preserve">Joshs_Gold_Coast</w:t>
+      </w:r>
+      <w:r>
+        <w:t xml:space="preserve"> </w:t>
+      </w:r>
+      <w:r>
+        <w:t xml:space="preserve">|</w:t>
+      </w:r>
+      <w:r>
+        <w:t xml:space="preserve"> </w:t>
+      </w:r>
+      <w:r>
+        <w:t xml:space="preserve">|</w:t>
+      </w:r>
+      <w:r>
+        <w:t xml:space="preserve"> </w:t>
+      </w:r>
+      <w:r>
+        <w:rPr>
+          <w:rStyle w:val="VerbatimChar"/>
+        </w:rPr>
+        <w:t xml:space="preserve">Blank Template</w:t>
+      </w:r>
+      <w:r>
+        <w:t xml:space="preserve"> </w:t>
+      </w:r>
+      <w:r>
+        <w:t xml:space="preserve">|</w:t>
+      </w:r>
+      <w:r>
+        <w:t xml:space="preserve"> </w:t>
+      </w:r>
+      <w:r>
+        <w:rPr>
+          <w:rStyle w:val="VerbatimChar"/>
+        </w:rPr>
+        <w:t xml:space="preserve">QB21_Blank_Template</w:t>
+      </w:r>
+      <w:r>
+        <w:t xml:space="preserve"> </w:t>
+      </w:r>
+      <w:r>
+        <w:t xml:space="preserve">|</w:t>
+      </w:r>
+      <w:r>
+        <w:t xml:space="preserve"> </w:t>
+      </w:r>
+      <w:r>
+        <w:t xml:space="preserve">|</w:t>
+      </w:r>
+      <w:r>
+        <w:t xml:space="preserve"> </w:t>
+      </w:r>
+      <w:r>
+        <w:rPr>
+          <w:rStyle w:val="VerbatimChar"/>
+        </w:rPr>
+        <w:t xml:space="preserve">Air Masters</w:t>
+      </w:r>
+      <w:r>
+        <w:t xml:space="preserve"> </w:t>
+      </w:r>
+      <w:r>
+        <w:t xml:space="preserve">|</w:t>
+      </w:r>
+      <w:r>
+        <w:t xml:space="preserve"> </w:t>
+      </w:r>
+      <w:r>
+        <w:rPr>
+          <w:rStyle w:val="VerbatimChar"/>
+        </w:rPr>
+        <w:t xml:space="preserve">Air_Masters</w:t>
+      </w:r>
+      <w:r>
+        <w:t xml:space="preserve"> </w:t>
+      </w:r>
+      <w:r>
+        <w:t xml:space="preserve">|</w:t>
+      </w:r>
+      <w:r>
+        <w:t xml:space="preserve"> </w:t>
+      </w:r>
+      <w:r>
+        <w:t xml:space="preserve">|</w:t>
+      </w:r>
+      <w:r>
+        <w:t xml:space="preserve"> </w:t>
+      </w:r>
+      <w:r>
+        <w:rPr>
+          <w:rStyle w:val="VerbatimChar"/>
+        </w:rPr>
+        <w:t xml:space="preserve">Air-Masters-QB-2023.qbw</w:t>
+      </w:r>
+      <w:r>
+        <w:t xml:space="preserve"> </w:t>
+      </w:r>
+      <w:r>
+        <w:t xml:space="preserve">|</w:t>
+      </w:r>
+      <w:r>
+        <w:t xml:space="preserve"> </w:t>
+      </w:r>
+      <w:r>
+        <w:rPr>
+          <w:rStyle w:val="VerbatimChar"/>
+        </w:rPr>
+        <w:t xml:space="preserve">Air_Masters_QB_2023.qbw</w:t>
+      </w:r>
+      <w:r>
+        <w:t xml:space="preserve"> </w:t>
+      </w:r>
+      <w:r>
+        <w:t xml:space="preserve">|</w:t>
+      </w:r>
+    </w:p>
+    <w:p>
+      <w:pPr>
+        <w:pStyle w:val="BodyText"/>
+      </w:pPr>
+      <w:r>
+        <w:rPr>
+          <w:bCs/>
+          <w:b/>
+        </w:rPr>
+        <w:t xml:space="preserve">Why</w:t>
+      </w:r>
+      <w:r>
+        <w:t xml:space="preserve">: Spaces in Windows file paths cause issues with command-line tools, batch scripts, Git operations, SSH transfers, and COM/SDK path resolution. Underscores eliminate the need for quoted paths everywhere.</w:t>
+      </w:r>
+    </w:p>
+    <w:p>
+      <w:pPr>
+        <w:pStyle w:val="BodyText"/>
+      </w:pPr>
+      <w:r>
+        <w:rPr>
+          <w:bCs/>
+          <w:b/>
+        </w:rPr>
+        <w:t xml:space="preserve">Files Updated</w:t>
+      </w:r>
+      <w:r>
+        <w:t xml:space="preserve">:</w:t>
+      </w:r>
+      <w:r>
+        <w:t xml:space="preserve"> </w:t>
+      </w:r>
+      <w:r>
+        <w:t xml:space="preserve">-</w:t>
+      </w:r>
+      <w:r>
+        <w:t xml:space="preserve"> </w:t>
+      </w:r>
+      <w:r>
+        <w:rPr>
+          <w:rStyle w:val="VerbatimChar"/>
+        </w:rPr>
+        <w:t xml:space="preserve">appsettings.json</w:t>
+      </w:r>
+      <w:r>
+        <w:t xml:space="preserve"> </w:t>
+      </w:r>
+      <w:r>
+        <w:t xml:space="preserve">— Updated</w:t>
+      </w:r>
+      <w:r>
+        <w:t xml:space="preserve"> </w:t>
+      </w:r>
+      <w:r>
+        <w:rPr>
+          <w:rStyle w:val="VerbatimChar"/>
+        </w:rPr>
+        <w:t xml:space="preserve">SourceFiles.DesktopFolder</w:t>
+      </w:r>
+      <w:r>
+        <w:t xml:space="preserve"> </w:t>
+      </w:r>
+      <w:r>
+        <w:t xml:space="preserve">and</w:t>
+      </w:r>
+      <w:r>
+        <w:t xml:space="preserve"> </w:t>
+      </w:r>
+      <w:r>
+        <w:rPr>
+          <w:rStyle w:val="VerbatimChar"/>
+        </w:rPr>
+        <w:t xml:space="preserve">TargetFiles.DesktopFolder</w:t>
+      </w:r>
+      <w:r>
+        <w:t xml:space="preserve"> </w:t>
+      </w:r>
+      <w:r>
+        <w:t xml:space="preserve">-</w:t>
+      </w:r>
+      <w:r>
+        <w:t xml:space="preserve"> </w:t>
+      </w:r>
+      <w:r>
+        <w:rPr>
+          <w:rStyle w:val="VerbatimChar"/>
+        </w:rPr>
+        <w:t xml:space="preserve">Services/QBConnectionManager.cs</w:t>
+      </w:r>
+      <w:r>
+        <w:t xml:space="preserve"> </w:t>
+      </w:r>
+      <w:r>
+        <w:t xml:space="preserve">— Added new underscore paths to</w:t>
+      </w:r>
+      <w:r>
+        <w:t xml:space="preserve"> </w:t>
+      </w:r>
+      <w:r>
+        <w:rPr>
+          <w:rStyle w:val="VerbatimChar"/>
+        </w:rPr>
+        <w:t xml:space="preserve">ProtectedDesktopFolders</w:t>
+      </w:r>
+      <w:r>
+        <w:t xml:space="preserve"> </w:t>
+      </w:r>
+      <w:r>
+        <w:t xml:space="preserve">(kept legacy space paths for safety)</w:t>
+      </w:r>
+      <w:r>
+        <w:t xml:space="preserve"> </w:t>
+      </w:r>
+      <w:r>
+        <w:t xml:space="preserve">-</w:t>
+      </w:r>
+      <w:r>
+        <w:t xml:space="preserve"> </w:t>
+      </w:r>
+      <w:r>
+        <w:rPr>
+          <w:rStyle w:val="VerbatimChar"/>
+        </w:rPr>
+        <w:t xml:space="preserve">Services/WorkingDirectoryManager.cs</w:t>
+      </w:r>
+      <w:r>
+        <w:t xml:space="preserve"> </w:t>
+      </w:r>
+      <w:r>
+        <w:t xml:space="preserve">— Updated comments and log labels</w:t>
+      </w:r>
+      <w:r>
+        <w:t xml:space="preserve"> </w:t>
+      </w:r>
+      <w:r>
+        <w:t xml:space="preserve">-</w:t>
+      </w:r>
+      <w:r>
+        <w:t xml:space="preserve"> </w:t>
+      </w:r>
+      <w:r>
+        <w:rPr>
+          <w:rStyle w:val="VerbatimChar"/>
+        </w:rPr>
+        <w:t xml:space="preserve">Models/ConfigurationModels.cs</w:t>
+      </w:r>
+      <w:r>
+        <w:t xml:space="preserve"> </w:t>
+      </w:r>
+      <w:r>
+        <w:t xml:space="preserve">— Updated XML doc examples</w:t>
+      </w:r>
+      <w:r>
+        <w:t xml:space="preserve"> </w:t>
+      </w:r>
+      <w:r>
+        <w:t xml:space="preserve">-</w:t>
+      </w:r>
+      <w:r>
+        <w:t xml:space="preserve"> </w:t>
+      </w:r>
+      <w:r>
+        <w:rPr>
+          <w:rStyle w:val="VerbatimChar"/>
+        </w:rPr>
+        <w:t xml:space="preserve">Program.cs</w:t>
+      </w:r>
+      <w:r>
+        <w:t xml:space="preserve"> </w:t>
+      </w:r>
+      <w:r>
+        <w:t xml:space="preserve">— Updated folder structure comment</w:t>
+      </w:r>
+      <w:r>
+        <w:t xml:space="preserve"> </w:t>
+      </w:r>
+      <w:r>
+        <w:t xml:space="preserve">-</w:t>
+      </w:r>
+      <w:r>
+        <w:t xml:space="preserve"> </w:t>
+      </w:r>
+      <w:r>
+        <w:rPr>
+          <w:rStyle w:val="VerbatimChar"/>
+        </w:rPr>
+        <w:t xml:space="preserve">SESSION_RESUME.md</w:t>
+      </w:r>
+      <w:r>
+        <w:t xml:space="preserve"> </w:t>
+      </w:r>
+      <w:r>
+        <w:t xml:space="preserve">— Updated all path references and company file tables</w:t>
+      </w:r>
+      <w:r>
+        <w:t xml:space="preserve"> </w:t>
+      </w:r>
+      <w:r>
+        <w:t xml:space="preserve">-</w:t>
+      </w:r>
+      <w:r>
+        <w:t xml:space="preserve"> </w:t>
+      </w:r>
+      <w:r>
+        <w:rPr>
+          <w:rStyle w:val="VerbatimChar"/>
+        </w:rPr>
+        <w:t xml:space="preserve">SAFETY_FEATURES.md</w:t>
+      </w:r>
+      <w:r>
+        <w:t xml:space="preserve"> </w:t>
+      </w:r>
+      <w:r>
+        <w:t xml:space="preserve">— Updated folder structure, protected patterns, config example</w:t>
+      </w:r>
+      <w:r>
+        <w:t xml:space="preserve"> </w:t>
+      </w:r>
+      <w:r>
+        <w:t xml:space="preserve">-</w:t>
+      </w:r>
+      <w:r>
+        <w:t xml:space="preserve"> </w:t>
+      </w:r>
+      <w:r>
+        <w:rPr>
+          <w:rStyle w:val="VerbatimChar"/>
+        </w:rPr>
+        <w:t xml:space="preserve">TESTING_CHECKLIST.md</w:t>
+      </w:r>
+      <w:r>
+        <w:t xml:space="preserve"> </w:t>
+      </w:r>
+      <w:r>
+        <w:t xml:space="preserve">— Updated verification paths</w:t>
+      </w:r>
+      <w:r>
+        <w:t xml:space="preserve"> </w:t>
+      </w:r>
+      <w:r>
+        <w:t xml:space="preserve">-</w:t>
+      </w:r>
+      <w:r>
+        <w:t xml:space="preserve"> </w:t>
+      </w:r>
+      <w:r>
+        <w:rPr>
+          <w:rStyle w:val="VerbatimChar"/>
+        </w:rPr>
+        <w:t xml:space="preserve">README.md</w:t>
+      </w:r>
+      <w:r>
+        <w:t xml:space="preserve"> </w:t>
+      </w:r>
+      <w:r>
+        <w:t xml:space="preserve">— Updated folder structure diagram</w:t>
+      </w:r>
+      <w:r>
+        <w:t xml:space="preserve"> </w:t>
+      </w:r>
+      <w:r>
+        <w:t xml:space="preserve">-</w:t>
+      </w:r>
+      <w:r>
+        <w:t xml:space="preserve"> </w:t>
+      </w:r>
+      <w:r>
+        <w:rPr>
+          <w:rStyle w:val="VerbatimChar"/>
+        </w:rPr>
+        <w:t xml:space="preserve">README_FOR_NEW_SESSIONS.md</w:t>
+      </w:r>
+      <w:r>
+        <w:t xml:space="preserve"> </w:t>
+      </w:r>
+      <w:r>
+        <w:t xml:space="preserve">— Updated VM file paths table</w:t>
+      </w:r>
+      <w:r>
+        <w:t xml:space="preserve"> </w:t>
+      </w:r>
+      <w:r>
+        <w:t xml:space="preserve">-</w:t>
+      </w:r>
+      <w:r>
+        <w:t xml:space="preserve"> </w:t>
+      </w:r>
+      <w:r>
+        <w:rPr>
+          <w:rStyle w:val="VerbatimChar"/>
+        </w:rPr>
+        <w:t xml:space="preserve">PROJECT_INSTRUCTIONS.MD</w:t>
+      </w:r>
+      <w:r>
+        <w:t xml:space="preserve"> </w:t>
+      </w:r>
+      <w:r>
+        <w:t xml:space="preserve">— Updated VM key paths</w:t>
+      </w:r>
+      <w:r>
+        <w:t xml:space="preserve"> </w:t>
+      </w:r>
+      <w:r>
+        <w:t xml:space="preserve">-</w:t>
+      </w:r>
+      <w:r>
+        <w:t xml:space="preserve"> </w:t>
+      </w:r>
+      <w:r>
+        <w:rPr>
+          <w:rStyle w:val="VerbatimChar"/>
+        </w:rPr>
+        <w:t xml:space="preserve">CHANGE_LOG.md</w:t>
+      </w:r>
+      <w:r>
+        <w:t xml:space="preserve"> </w:t>
+      </w:r>
+      <w:r>
+        <w:t xml:space="preserve">— This entry</w:t>
+      </w:r>
+      <w:r>
+        <w:t xml:space="preserve"> </w:t>
+      </w:r>
+      <w:r>
+        <w:t xml:space="preserve">-</w:t>
+      </w:r>
+      <w:r>
+        <w:t xml:space="preserve"> </w:t>
+      </w:r>
+      <w:r>
+        <w:rPr>
+          <w:rStyle w:val="VerbatimChar"/>
+        </w:rPr>
+        <w:t xml:space="preserve">POPUP_HANDLING.md</w:t>
+      </w:r>
+      <w:r>
+        <w:t xml:space="preserve"> </w:t>
+      </w:r>
+      <w:r>
+        <w:t xml:space="preserve">— Updated Blank Template reference</w:t>
+      </w:r>
+      <w:r>
+        <w:t xml:space="preserve"> </w:t>
+      </w:r>
+      <w:r>
+        <w:t xml:space="preserve">-</w:t>
+      </w:r>
+      <w:r>
+        <w:t xml:space="preserve"> </w:t>
+      </w:r>
+      <w:r>
+        <w:rPr>
+          <w:rStyle w:val="VerbatimChar"/>
+        </w:rPr>
+        <w:t xml:space="preserve">DEBUGGING_NOTES.MD</w:t>
+      </w:r>
+      <w:r>
+        <w:t xml:space="preserve"> </w:t>
+      </w:r>
+      <w:r>
+        <w:t xml:space="preserve">— No path changes needed (uses generic references)</w:t>
+      </w:r>
+      <w:r>
+        <w:t xml:space="preserve"> </w:t>
+      </w:r>
+      <w:r>
+        <w:t xml:space="preserve">-</w:t>
+      </w:r>
+      <w:r>
+        <w:t xml:space="preserve"> </w:t>
+      </w:r>
+      <w:r>
+        <w:rPr>
+          <w:rStyle w:val="VerbatimChar"/>
+        </w:rPr>
+        <w:t xml:space="preserve">PATH_REFERENCE.md</w:t>
+      </w:r>
+      <w:r>
+        <w:t xml:space="preserve"> </w:t>
+      </w:r>
+      <w:r>
+        <w:t xml:space="preserve">—</w:t>
+      </w:r>
+      <w:r>
+        <w:t xml:space="preserve"> </w:t>
+      </w:r>
+      <w:r>
+        <w:rPr>
+          <w:bCs/>
+          <w:b/>
+        </w:rPr>
+        <w:t xml:space="preserve">NEW</w:t>
+      </w:r>
+      <w:r>
+        <w:t xml:space="preserve">: Quick reference for all file paths with old→new mapping</w:t>
+      </w:r>
+    </w:p>
+    <w:p>
+      <w:pPr>
+        <w:pStyle w:val="BodyText"/>
+      </w:pPr>
+      <w:r>
+        <w:rPr>
+          <w:bCs/>
+          <w:b/>
+        </w:rPr>
+        <w:t xml:space="preserve">CRITICAL</w:t>
+      </w:r>
+      <w:r>
+        <w:t xml:space="preserve">:</w:t>
+      </w:r>
+      <w:r>
+        <w:t xml:space="preserve"> </w:t>
+      </w:r>
+      <w:r>
+        <w:rPr>
+          <w:rStyle w:val="VerbatimChar"/>
+        </w:rPr>
+        <w:t xml:space="preserve">QBConnectionManager.cs</w:t>
+      </w:r>
+      <w:r>
+        <w:t xml:space="preserve"> </w:t>
+      </w:r>
+      <w:r>
+        <w:t xml:space="preserve">now blocks BOTH old (space) paths AND new (underscore) paths from direct access, ensuring safety even if old paths somehow persist.</w:t>
+      </w:r>
+    </w:p>
     <w:bookmarkEnd w:id="31"/>
     <w:bookmarkEnd w:id="32"/>
+    <w:bookmarkEnd w:id="33"/>
     <w:sectPr/>
   </w:body>
 </w:document>
